--- a/Fase 1/Evidencias Individuales/ZAID_JOSE_1.2_APT122_DiarioReflexionFase1.docx
+++ b/Fase 1/Evidencias Individuales/ZAID_JOSE_1.2_APT122_DiarioReflexionFase1.docx
@@ -70,12 +70,12 @@
                 <wp:inline distB="0" distT="0" distL="0" distR="0">
                   <wp:extent cx="393640" cy="444500"/>
                   <wp:effectExtent b="0" l="0" r="0" t="0"/>
-                  <wp:docPr id="17580" name="image3.png"/>
+                  <wp:docPr id="17585" name="image1.png"/>
                   <a:graphic>
                     <a:graphicData uri="http://schemas.openxmlformats.org/drawingml/2006/picture">
                       <pic:pic>
                         <pic:nvPicPr>
-                          <pic:cNvPr id="0" name="image3.png"/>
+                          <pic:cNvPr id="0" name="image1.png"/>
                           <pic:cNvPicPr preferRelativeResize="0"/>
                         </pic:nvPicPr>
                         <pic:blipFill>
@@ -488,11 +488,6 @@
               </w:rPr>
               <w:t xml:space="preserve">R: Sobre el valor de las certificaciones, creo que sí tienen muchísimo valor. El título de ingeniero te da la base completa, pero siento que las certificaciones que he sacado (como las de Arquitectura, Calidad de Software o Modelos de Datos) son como "sellos de garantía" de que sé hacer tareas bien específicas que las empresas buscan. En lo personal, me dan mucha más confianza y credibilidad para plantarme frente a un equipo o un cliente y proponer soluciones reales. </w:t>
             </w:r>
-            <w:r>
-              <w:rPr>
-                <w:rtl w:val="0"/>
-              </w:rPr>
-            </w:r>
           </w:p>
         </w:tc>
       </w:tr>
@@ -678,7 +673,6 @@
             <w:pPr>
               <w:keepNext w:val="0"/>
               <w:keepLines w:val="0"/>
-              <w:pageBreakBefore w:val="0"/>
               <w:widowControl w:val="1"/>
               <w:numPr>
                 <w:ilvl w:val="0"/>
@@ -733,19 +727,21 @@
               <w:t xml:space="preserve">¿Cuáles consideras que tienes más desarrolladas y te sientes más seguro aplicando? ¿En cuáles te sientes más débil y requieren ser fortalecidas? </w:t>
               <w:br w:type="textWrapping"/>
               <w:br w:type="textWrapping"/>
-              <w:t xml:space="preserve">R: Siento que mis mayores fortalezas están en el área de gestión y en el análisis de datos. Me siento muy seguro estructurando flujos de trabajo y planificando, lo cual se refleja en mis buenas notas en BPM (6.4) y Gestión de Proyectos Informáticos (5.8), además de mi certificación en esa área. También me siento bastante sólido en todo lo que es Inteligencia de Negocios y Big Data (donde obtuve un 5.8); tengo facilidad para entender cómo conectar los datos para sacar predicciones o reportes útiles. Por el lado del desarrollo, me siento cómodo armando la arquitectura general del sistema y haciendo que distintas plataformas se integren bien (Integración de Plataformas, 5.6) </w:t>
-            </w:r>
-            <w:r>
-              <w:rPr>
-                <w:rtl w:val="0"/>
-              </w:rPr>
+              <w:t xml:space="preserve">R: </w:t>
+            </w:r>
+            <w:r>
+              <w:rPr>
+                <w:sz w:val="24"/>
+                <w:szCs w:val="24"/>
+                <w:rtl w:val="0"/>
+              </w:rPr>
+              <w:t xml:space="preserve"> En relación a mis competencias, he identificado claramente mis fortalezas actuales y las áreas específicas que debo mejorar:</w:t>
             </w:r>
           </w:p>
           <w:p>
             <w:pPr>
               <w:keepNext w:val="0"/>
               <w:keepLines w:val="0"/>
-              <w:pageBreakBefore w:val="0"/>
               <w:widowControl w:val="1"/>
               <w:numPr>
                 <w:ilvl w:val="0"/>
@@ -782,11 +778,424 @@
             </w:pPr>
             <w:r>
               <w:rPr>
-                <w:sz w:val="24"/>
-                <w:szCs w:val="24"/>
-                <w:rtl w:val="0"/>
-              </w:rPr>
-              <w:t xml:space="preserve">Donde me siento un poco más débil y sé que debo mejorar es en la optimización pura de las bases de datos. Entiendo cómo crear los modelos, pero me falta más agilidad práctica con el código SQL (en Consultas y Programación de BD tuve notas más regulares, 4.7 y 4.8). Otra área que necesito reforzar es el control de calidad y las pruebas (QA); aunque tengo el certificado en Calidad de Software, llevar a la práctica la automatización de pruebas para que un sistema no falle me cuesta un poco más (en Ingeniería de Software obtuve un 4.8). Finalmente, el inglés: logré la certificación intermedia, pero en la práctica (saqué un 4.1 en la asignatura) me falta bastante fluidez, sobre todo para redactar informes técnicos o soltarme a hablar. </w:t>
+                <w:rFonts w:ascii="Arial" w:cs="Arial" w:eastAsia="Arial" w:hAnsi="Arial"/>
+                <w:b w:val="1"/>
+                <w:bCs w:val="1"/>
+                <w:sz w:val="24"/>
+                <w:szCs w:val="24"/>
+                <w:rtl w:val="0"/>
+              </w:rPr>
+              <w:t xml:space="preserve">Fortalezas:</w:t>
+            </w:r>
+          </w:p>
+          <w:p>
+            <w:pPr>
+              <w:keepNext w:val="0"/>
+              <w:keepLines w:val="0"/>
+              <w:widowControl w:val="1"/>
+              <w:numPr>
+                <w:ilvl w:val="1"/>
+                <w:numId w:val="1"/>
+              </w:numPr>
+              <w:pBdr>
+                <w:top w:space="0" w:sz="0" w:val="nil"/>
+                <w:left w:space="0" w:sz="0" w:val="nil"/>
+                <w:bottom w:space="0" w:sz="0" w:val="nil"/>
+                <w:right w:space="0" w:sz="0" w:val="nil"/>
+                <w:between w:space="0" w:sz="0" w:val="nil"/>
+              </w:pBdr>
+              <w:shd w:fill="auto" w:val="clear"/>
+              <w:tabs>
+                <w:tab w:val="left" w:leader="none" w:pos="454"/>
+              </w:tabs>
+              <w:spacing w:after="160" w:before="0" w:line="259" w:lineRule="auto"/>
+              <w:ind w:left="1440" w:right="0" w:hanging="360"/>
+              <w:jc w:val="both"/>
+              <w:rPr>
+                <w:b w:val="0"/>
+                <w:bCs w:val="0"/>
+                <w:i w:val="0"/>
+                <w:iCs w:val="0"/>
+                <w:smallCaps w:val="0"/>
+                <w:strike w:val="0"/>
+                <w:color w:val="767171"/>
+                <w:sz w:val="24"/>
+                <w:szCs w:val="24"/>
+                <w:u w:val="none"/>
+                <w:shd w:fill="auto" w:val="clear"/>
+                <w:vertAlign w:val="baseline"/>
+              </w:rPr>
+            </w:pPr>
+            <w:r>
+              <w:rPr>
+                <w:rFonts w:ascii="Arial" w:cs="Arial" w:eastAsia="Arial" w:hAnsi="Arial"/>
+                <w:b w:val="1"/>
+                <w:bCs w:val="1"/>
+                <w:color w:val="38761d"/>
+                <w:sz w:val="24"/>
+                <w:szCs w:val="24"/>
+                <w:rtl w:val="0"/>
+              </w:rPr>
+              <w:t xml:space="preserve">Gestión de proyectos:</w:t>
+            </w:r>
+            <w:r>
+              <w:rPr>
+                <w:rFonts w:ascii="Arial" w:cs="Arial" w:eastAsia="Arial" w:hAnsi="Arial"/>
+                <w:sz w:val="24"/>
+                <w:szCs w:val="24"/>
+                <w:rtl w:val="0"/>
+              </w:rPr>
+              <w:t xml:space="preserve"> Gran seguridad para planificar y estructurar flujos de trabajo.</w:t>
+            </w:r>
+          </w:p>
+          <w:p>
+            <w:pPr>
+              <w:keepNext w:val="0"/>
+              <w:keepLines w:val="0"/>
+              <w:widowControl w:val="1"/>
+              <w:numPr>
+                <w:ilvl w:val="1"/>
+                <w:numId w:val="1"/>
+              </w:numPr>
+              <w:pBdr>
+                <w:top w:space="0" w:sz="0" w:val="nil"/>
+                <w:left w:space="0" w:sz="0" w:val="nil"/>
+                <w:bottom w:space="0" w:sz="0" w:val="nil"/>
+                <w:right w:space="0" w:sz="0" w:val="nil"/>
+                <w:between w:space="0" w:sz="0" w:val="nil"/>
+              </w:pBdr>
+              <w:shd w:fill="auto" w:val="clear"/>
+              <w:tabs>
+                <w:tab w:val="left" w:leader="none" w:pos="454"/>
+              </w:tabs>
+              <w:spacing w:after="160" w:before="0" w:line="259" w:lineRule="auto"/>
+              <w:ind w:left="1440" w:right="0" w:hanging="360"/>
+              <w:jc w:val="both"/>
+              <w:rPr>
+                <w:b w:val="0"/>
+                <w:bCs w:val="0"/>
+                <w:i w:val="0"/>
+                <w:iCs w:val="0"/>
+                <w:smallCaps w:val="0"/>
+                <w:strike w:val="0"/>
+                <w:color w:val="767171"/>
+                <w:sz w:val="24"/>
+                <w:szCs w:val="24"/>
+                <w:u w:val="none"/>
+                <w:shd w:fill="auto" w:val="clear"/>
+                <w:vertAlign w:val="baseline"/>
+              </w:rPr>
+            </w:pPr>
+            <w:r>
+              <w:rPr>
+                <w:rFonts w:ascii="Arial" w:cs="Arial" w:eastAsia="Arial" w:hAnsi="Arial"/>
+                <w:b w:val="1"/>
+                <w:bCs w:val="1"/>
+                <w:color w:val="38761d"/>
+                <w:sz w:val="24"/>
+                <w:szCs w:val="24"/>
+                <w:rtl w:val="0"/>
+              </w:rPr>
+              <w:t xml:space="preserve">Análisis de datos (BI y Big Data):</w:t>
+            </w:r>
+            <w:r>
+              <w:rPr>
+                <w:rFonts w:ascii="Arial" w:cs="Arial" w:eastAsia="Arial" w:hAnsi="Arial"/>
+                <w:sz w:val="24"/>
+                <w:szCs w:val="24"/>
+                <w:rtl w:val="0"/>
+              </w:rPr>
+              <w:t xml:space="preserve"> Facilidad para conectar datos y generar predicciones o reportes.</w:t>
+            </w:r>
+          </w:p>
+          <w:p>
+            <w:pPr>
+              <w:keepNext w:val="0"/>
+              <w:keepLines w:val="0"/>
+              <w:widowControl w:val="1"/>
+              <w:numPr>
+                <w:ilvl w:val="1"/>
+                <w:numId w:val="1"/>
+              </w:numPr>
+              <w:pBdr>
+                <w:top w:space="0" w:sz="0" w:val="nil"/>
+                <w:left w:space="0" w:sz="0" w:val="nil"/>
+                <w:bottom w:space="0" w:sz="0" w:val="nil"/>
+                <w:right w:space="0" w:sz="0" w:val="nil"/>
+                <w:between w:space="0" w:sz="0" w:val="nil"/>
+              </w:pBdr>
+              <w:shd w:fill="auto" w:val="clear"/>
+              <w:tabs>
+                <w:tab w:val="left" w:leader="none" w:pos="454"/>
+              </w:tabs>
+              <w:spacing w:after="160" w:before="0" w:line="259" w:lineRule="auto"/>
+              <w:ind w:left="1440" w:right="0" w:hanging="360"/>
+              <w:jc w:val="both"/>
+              <w:rPr>
+                <w:b w:val="0"/>
+                <w:bCs w:val="0"/>
+                <w:i w:val="0"/>
+                <w:iCs w:val="0"/>
+                <w:smallCaps w:val="0"/>
+                <w:strike w:val="0"/>
+                <w:color w:val="767171"/>
+                <w:sz w:val="24"/>
+                <w:szCs w:val="24"/>
+                <w:u w:val="none"/>
+                <w:shd w:fill="auto" w:val="clear"/>
+                <w:vertAlign w:val="baseline"/>
+              </w:rPr>
+            </w:pPr>
+            <w:r>
+              <w:rPr>
+                <w:rFonts w:ascii="Arial" w:cs="Arial" w:eastAsia="Arial" w:hAnsi="Arial"/>
+                <w:b w:val="1"/>
+                <w:bCs w:val="1"/>
+                <w:color w:val="38761d"/>
+                <w:sz w:val="24"/>
+                <w:szCs w:val="24"/>
+                <w:rtl w:val="0"/>
+              </w:rPr>
+              <w:t xml:space="preserve">Arquitectura de software:</w:t>
+            </w:r>
+            <w:r>
+              <w:rPr>
+                <w:rFonts w:ascii="Arial" w:cs="Arial" w:eastAsia="Arial" w:hAnsi="Arial"/>
+                <w:sz w:val="24"/>
+                <w:szCs w:val="24"/>
+                <w:rtl w:val="0"/>
+              </w:rPr>
+              <w:t xml:space="preserve"> Comodidad para diseñar sistemas e integrar plataformas.</w:t>
+            </w:r>
+          </w:p>
+          <w:p>
+            <w:pPr>
+              <w:keepNext w:val="0"/>
+              <w:keepLines w:val="0"/>
+              <w:widowControl w:val="1"/>
+              <w:numPr>
+                <w:ilvl w:val="0"/>
+                <w:numId w:val="1"/>
+              </w:numPr>
+              <w:pBdr>
+                <w:top w:space="0" w:sz="0" w:val="nil"/>
+                <w:left w:space="0" w:sz="0" w:val="nil"/>
+                <w:bottom w:space="0" w:sz="0" w:val="nil"/>
+                <w:right w:space="0" w:sz="0" w:val="nil"/>
+                <w:between w:space="0" w:sz="0" w:val="nil"/>
+              </w:pBdr>
+              <w:shd w:fill="auto" w:val="clear"/>
+              <w:tabs>
+                <w:tab w:val="left" w:leader="none" w:pos="454"/>
+              </w:tabs>
+              <w:spacing w:after="160" w:before="0" w:line="259" w:lineRule="auto"/>
+              <w:ind w:left="454" w:right="0" w:hanging="283"/>
+              <w:jc w:val="both"/>
+              <w:rPr>
+                <w:b w:val="0"/>
+                <w:bCs w:val="0"/>
+                <w:i w:val="0"/>
+                <w:iCs w:val="0"/>
+                <w:smallCaps w:val="0"/>
+                <w:strike w:val="0"/>
+                <w:color w:val="767171"/>
+                <w:sz w:val="24"/>
+                <w:szCs w:val="24"/>
+                <w:u w:val="none"/>
+                <w:shd w:fill="auto" w:val="clear"/>
+                <w:vertAlign w:val="baseline"/>
+              </w:rPr>
+            </w:pPr>
+            <w:r>
+              <w:rPr>
+                <w:rFonts w:ascii="Arial" w:cs="Arial" w:eastAsia="Arial" w:hAnsi="Arial"/>
+                <w:b w:val="1"/>
+                <w:bCs w:val="1"/>
+                <w:sz w:val="24"/>
+                <w:szCs w:val="24"/>
+                <w:rtl w:val="0"/>
+              </w:rPr>
+              <w:t xml:space="preserve">Oportunidades de mejora:</w:t>
+            </w:r>
+          </w:p>
+          <w:p>
+            <w:pPr>
+              <w:keepNext w:val="0"/>
+              <w:keepLines w:val="0"/>
+              <w:widowControl w:val="1"/>
+              <w:numPr>
+                <w:ilvl w:val="1"/>
+                <w:numId w:val="1"/>
+              </w:numPr>
+              <w:pBdr>
+                <w:top w:space="0" w:sz="0" w:val="nil"/>
+                <w:left w:space="0" w:sz="0" w:val="nil"/>
+                <w:bottom w:space="0" w:sz="0" w:val="nil"/>
+                <w:right w:space="0" w:sz="0" w:val="nil"/>
+                <w:between w:space="0" w:sz="0" w:val="nil"/>
+              </w:pBdr>
+              <w:shd w:fill="auto" w:val="clear"/>
+              <w:tabs>
+                <w:tab w:val="left" w:leader="none" w:pos="454"/>
+              </w:tabs>
+              <w:spacing w:after="160" w:before="0" w:line="259" w:lineRule="auto"/>
+              <w:ind w:left="1440" w:right="0" w:hanging="360"/>
+              <w:jc w:val="both"/>
+              <w:rPr>
+                <w:b w:val="0"/>
+                <w:bCs w:val="0"/>
+                <w:i w:val="0"/>
+                <w:iCs w:val="0"/>
+                <w:smallCaps w:val="0"/>
+                <w:strike w:val="0"/>
+                <w:color w:val="767171"/>
+                <w:sz w:val="24"/>
+                <w:szCs w:val="24"/>
+                <w:u w:val="none"/>
+                <w:shd w:fill="auto" w:val="clear"/>
+                <w:vertAlign w:val="baseline"/>
+              </w:rPr>
+            </w:pPr>
+            <w:r>
+              <w:rPr>
+                <w:rFonts w:ascii="Arial" w:cs="Arial" w:eastAsia="Arial" w:hAnsi="Arial"/>
+                <w:b w:val="1"/>
+                <w:bCs w:val="1"/>
+                <w:color w:val="cc0000"/>
+                <w:sz w:val="24"/>
+                <w:szCs w:val="24"/>
+                <w:rtl w:val="0"/>
+              </w:rPr>
+              <w:t xml:space="preserve">Bases de Datos:</w:t>
+            </w:r>
+            <w:r>
+              <w:rPr>
+                <w:rFonts w:ascii="Arial" w:cs="Arial" w:eastAsia="Arial" w:hAnsi="Arial"/>
+                <w:sz w:val="24"/>
+                <w:szCs w:val="24"/>
+                <w:rtl w:val="0"/>
+              </w:rPr>
+              <w:t xml:space="preserve"> Falta agilidad práctica con el código SQL puro.</w:t>
+            </w:r>
+          </w:p>
+          <w:p>
+            <w:pPr>
+              <w:keepNext w:val="0"/>
+              <w:keepLines w:val="0"/>
+              <w:widowControl w:val="1"/>
+              <w:numPr>
+                <w:ilvl w:val="1"/>
+                <w:numId w:val="1"/>
+              </w:numPr>
+              <w:pBdr>
+                <w:top w:space="0" w:sz="0" w:val="nil"/>
+                <w:left w:space="0" w:sz="0" w:val="nil"/>
+                <w:bottom w:space="0" w:sz="0" w:val="nil"/>
+                <w:right w:space="0" w:sz="0" w:val="nil"/>
+                <w:between w:space="0" w:sz="0" w:val="nil"/>
+              </w:pBdr>
+              <w:shd w:fill="auto" w:val="clear"/>
+              <w:tabs>
+                <w:tab w:val="left" w:leader="none" w:pos="454"/>
+              </w:tabs>
+              <w:spacing w:after="160" w:before="0" w:line="259" w:lineRule="auto"/>
+              <w:ind w:left="1440" w:right="0" w:hanging="360"/>
+              <w:jc w:val="both"/>
+              <w:rPr>
+                <w:b w:val="0"/>
+                <w:bCs w:val="0"/>
+                <w:i w:val="0"/>
+                <w:iCs w:val="0"/>
+                <w:smallCaps w:val="0"/>
+                <w:strike w:val="0"/>
+                <w:color w:val="767171"/>
+                <w:sz w:val="24"/>
+                <w:szCs w:val="24"/>
+                <w:u w:val="none"/>
+                <w:shd w:fill="auto" w:val="clear"/>
+                <w:vertAlign w:val="baseline"/>
+              </w:rPr>
+            </w:pPr>
+            <w:r>
+              <w:rPr>
+                <w:rFonts w:ascii="Arial" w:cs="Arial" w:eastAsia="Arial" w:hAnsi="Arial"/>
+                <w:b w:val="1"/>
+                <w:bCs w:val="1"/>
+                <w:color w:val="cc0000"/>
+                <w:sz w:val="24"/>
+                <w:szCs w:val="24"/>
+                <w:rtl w:val="0"/>
+              </w:rPr>
+              <w:t xml:space="preserve">Control de calidad (QA):</w:t>
+            </w:r>
+            <w:r>
+              <w:rPr>
+                <w:rFonts w:ascii="Arial" w:cs="Arial" w:eastAsia="Arial" w:hAnsi="Arial"/>
+                <w:sz w:val="24"/>
+                <w:szCs w:val="24"/>
+                <w:rtl w:val="0"/>
+              </w:rPr>
+              <w:t xml:space="preserve"> Dificultad para llevar a la práctica la automatización de pruebas.</w:t>
+            </w:r>
+          </w:p>
+          <w:p>
+            <w:pPr>
+              <w:keepNext w:val="0"/>
+              <w:keepLines w:val="0"/>
+              <w:widowControl w:val="1"/>
+              <w:numPr>
+                <w:ilvl w:val="1"/>
+                <w:numId w:val="1"/>
+              </w:numPr>
+              <w:pBdr>
+                <w:top w:space="0" w:sz="0" w:val="nil"/>
+                <w:left w:space="0" w:sz="0" w:val="nil"/>
+                <w:bottom w:space="0" w:sz="0" w:val="nil"/>
+                <w:right w:space="0" w:sz="0" w:val="nil"/>
+                <w:between w:space="0" w:sz="0" w:val="nil"/>
+              </w:pBdr>
+              <w:shd w:fill="auto" w:val="clear"/>
+              <w:tabs>
+                <w:tab w:val="left" w:leader="none" w:pos="454"/>
+              </w:tabs>
+              <w:spacing w:after="160" w:before="0" w:line="259" w:lineRule="auto"/>
+              <w:ind w:left="1440" w:right="0" w:hanging="360"/>
+              <w:jc w:val="both"/>
+              <w:rPr>
+                <w:b w:val="0"/>
+                <w:bCs w:val="0"/>
+                <w:i w:val="0"/>
+                <w:iCs w:val="0"/>
+                <w:smallCaps w:val="0"/>
+                <w:strike w:val="0"/>
+                <w:color w:val="767171"/>
+                <w:sz w:val="24"/>
+                <w:szCs w:val="24"/>
+                <w:u w:val="none"/>
+                <w:shd w:fill="auto" w:val="clear"/>
+                <w:vertAlign w:val="baseline"/>
+              </w:rPr>
+            </w:pPr>
+            <w:r>
+              <w:rPr>
+                <w:rFonts w:ascii="Arial" w:cs="Arial" w:eastAsia="Arial" w:hAnsi="Arial"/>
+                <w:b w:val="1"/>
+                <w:bCs w:val="1"/>
+                <w:color w:val="cc0000"/>
+                <w:sz w:val="24"/>
+                <w:szCs w:val="24"/>
+                <w:rtl w:val="0"/>
+              </w:rPr>
+              <w:t xml:space="preserve">Inglés:</w:t>
+            </w:r>
+            <w:r>
+              <w:rPr>
+                <w:rFonts w:ascii="Arial" w:cs="Arial" w:eastAsia="Arial" w:hAnsi="Arial"/>
+                <w:sz w:val="24"/>
+                <w:szCs w:val="24"/>
+                <w:rtl w:val="0"/>
+              </w:rPr>
+              <w:t xml:space="preserve"> Falta fluidez para conversar y para redactar informes técnicos.</w:t>
             </w:r>
             <w:r>
               <w:rPr>
@@ -1018,7 +1427,6 @@
             <w:pPr>
               <w:keepNext w:val="0"/>
               <w:keepLines w:val="0"/>
-              <w:pageBreakBefore w:val="0"/>
               <w:widowControl w:val="1"/>
               <w:numPr>
                 <w:ilvl w:val="0"/>
@@ -1139,7 +1547,6 @@
             <w:pPr>
               <w:keepNext w:val="0"/>
               <w:keepLines w:val="0"/>
-              <w:pageBreakBefore w:val="0"/>
               <w:widowControl w:val="1"/>
               <w:numPr>
                 <w:ilvl w:val="0"/>
@@ -1203,7 +1610,6 @@
             <w:pPr>
               <w:keepNext w:val="0"/>
               <w:keepLines w:val="0"/>
-              <w:pageBreakBefore w:val="0"/>
               <w:widowControl w:val="1"/>
               <w:numPr>
                 <w:ilvl w:val="0"/>
@@ -1265,7 +1671,6 @@
             <w:pPr>
               <w:keepNext w:val="0"/>
               <w:keepLines w:val="0"/>
-              <w:pageBreakBefore w:val="0"/>
               <w:widowControl w:val="1"/>
               <w:numPr>
                 <w:ilvl w:val="0"/>
@@ -1319,12 +1724,16 @@
               </w:rPr>
               <w:t xml:space="preserve">¿Cómo te gustaría que fuera tu escenario laboral en 5 años más? ¿Qué te gustaría estar haciendo?</w:t>
             </w:r>
+            <w:r>
+              <w:rPr>
+                <w:rtl w:val="0"/>
+              </w:rPr>
+            </w:r>
           </w:p>
           <w:p>
             <w:pPr>
               <w:keepNext w:val="0"/>
               <w:keepLines w:val="0"/>
-              <w:pageBreakBefore w:val="0"/>
               <w:widowControl w:val="1"/>
               <w:numPr>
                 <w:ilvl w:val="0"/>
@@ -1358,12 +1767,16 @@
               </w:rPr>
               <w:t xml:space="preserve">R: En cinco años más me veo trabajando ya sea como un Analista/Arquitecto de Datos consolidado o liderando proyectos tecnológicos importantes como Scrum Master. Me gustaría estar trabajando en una empresa innovadora, ojalá a cargo de proyectos donde pueda combinar el desarrollo de software con la analítica de datos. Quiero estar diseñando herramientas reales (muy al estilo del sistema predictivo que estamos armando ahora para el almacén) que generen un impacto directo y medible en el crecimiento del negocio. </w:t>
             </w:r>
+            <w:r>
+              <w:rPr>
+                <w:rtl w:val="0"/>
+              </w:rPr>
+            </w:r>
           </w:p>
           <w:p>
             <w:pPr>
               <w:keepNext w:val="0"/>
               <w:keepLines w:val="0"/>
-              <w:pageBreakBefore w:val="0"/>
               <w:widowControl w:val="1"/>
               <w:pBdr>
                 <w:top w:space="0" w:sz="0" w:val="nil"/>
@@ -1394,7 +1807,6 @@
             <w:pPr>
               <w:keepNext w:val="0"/>
               <w:keepLines w:val="0"/>
-              <w:pageBreakBefore w:val="0"/>
               <w:widowControl w:val="1"/>
               <w:pBdr>
                 <w:top w:space="0" w:sz="0" w:val="nil"/>
@@ -1569,6 +1981,11 @@
               </w:rPr>
               <w:t xml:space="preserve">Los Proyectos APT que ya habías diseñado como plan de trabajo en el curso anterior, ¿se relacionan con tus proyecciones profesionales actuales? ¿cuál se relaciona más? ¿Requiere ajuste?</w:t>
             </w:r>
+            <w:r>
+              <w:rPr>
+                <w:rtl w:val="0"/>
+              </w:rPr>
+            </w:r>
           </w:p>
           <w:p>
             <w:pPr>
@@ -1596,6 +2013,11 @@
               </w:rPr>
               <w:t xml:space="preserve">R: El proyecto "Stock Oferta de los Álamos" que estructuramos se relaciona totalmente con mis proyecciones. Al incluir un sistema de gestión y un módulo de predicción de demanda, encaja perfecto con mi interés en la Inteligencia de Negocios y el análisis de datos. Además, al asumir el rol de Scrum Master, estoy practicando directamente la gestión de proyectos informáticos, que es donde quiero apuntar. ¿Requiere algún ajuste? El proyecto en sí está bien planteado, pero a nivel personal debo asegurarme de dedicarle tiempo extra a la optimización del código SQL en la base de datos y a la automatización de pruebas, que son justamente las debilidades que identifiqué antes.</w:t>
             </w:r>
+            <w:r>
+              <w:rPr>
+                <w:rtl w:val="0"/>
+              </w:rPr>
+            </w:r>
           </w:p>
           <w:p>
             <w:pPr>
@@ -1736,6 +2158,11 @@
                 <w:rtl w:val="0"/>
               </w:rPr>
               <w:t xml:space="preserve">¿En qué contexto se debería situar este Proyecto APT?  </w:t>
+            </w:r>
+            <w:r>
+              <w:rPr>
+                <w:rtl w:val="0"/>
+              </w:rPr>
             </w:r>
           </w:p>
           <w:p>
@@ -2010,7 +2437,6 @@
     <w:pPr>
       <w:keepNext w:val="0"/>
       <w:keepLines w:val="0"/>
-      <w:pageBreakBefore w:val="0"/>
       <w:widowControl w:val="1"/>
       <w:pBdr>
         <w:top w:space="0" w:sz="0" w:val="nil"/>
@@ -2055,7 +2481,7 @@
             <wp:anchor allowOverlap="1" behindDoc="0" distB="0" distT="0" distL="114300" distR="114300" hidden="0" layoutInCell="1" locked="0" relativeHeight="0" simplePos="0">
               <wp:simplePos x="0" y="0"/>
               <wp:positionH relativeFrom="column">
-                <wp:posOffset>-683894</wp:posOffset>
+                <wp:posOffset>-683893</wp:posOffset>
               </wp:positionH>
               <wp:positionV relativeFrom="paragraph">
                 <wp:posOffset>0</wp:posOffset>
@@ -2063,17 +2489,17 @@
               <wp:extent cx="7753350" cy="190500"/>
               <wp:effectExtent b="0" l="0" r="0" t="0"/>
               <wp:wrapNone/>
-              <wp:docPr id="17579" name=""/>
+              <wp:docPr id="17584" name=""/>
               <a:graphic>
                 <a:graphicData uri="http://schemas.microsoft.com/office/word/2010/wordprocessingGroup">
                   <wpg:wgp>
                     <wpg:cNvGrpSpPr/>
                     <wpg:grpSpPr>
                       <a:xfrm>
-                        <a:off x="1469325" y="3679975"/>
+                        <a:off x="1469325" y="3684625"/>
                         <a:ext cx="7753350" cy="190500"/>
-                        <a:chOff x="1469325" y="3679975"/>
-                        <a:chExt cx="7753375" cy="195275"/>
+                        <a:chOff x="1469325" y="3684625"/>
+                        <a:chExt cx="7753350" cy="190625"/>
                       </a:xfrm>
                     </wpg:grpSpPr>
                     <wpg:grpSp>
@@ -2082,8 +2508,8 @@
                         <a:xfrm>
                           <a:off x="1469325" y="3684750"/>
                           <a:ext cx="7753350" cy="190500"/>
-                          <a:chOff x="0" y="14970"/>
-                          <a:chExt cx="12255" cy="300"/>
+                          <a:chOff x="1469325" y="3679975"/>
+                          <a:chExt cx="7753375" cy="195275"/>
                         </a:xfrm>
                       </wpg:grpSpPr>
                       <wps:wsp>
@@ -2091,8 +2517,8 @@
                         <wps:cNvPr id="3" name="Shape 3"/>
                         <wps:spPr>
                           <a:xfrm>
-                            <a:off x="0" y="14970"/>
-                            <a:ext cx="12250" cy="300"/>
+                            <a:off x="1469325" y="3679975"/>
+                            <a:ext cx="7753375" cy="195275"/>
                           </a:xfrm>
                           <a:prstGeom prst="rect">
                             <a:avLst/>
@@ -2118,115 +2544,158 @@
                           <a:noAutofit/>
                         </wps:bodyPr>
                       </wps:wsp>
-                      <wps:wsp>
-                        <wps:cNvSpPr/>
-                        <wps:cNvPr id="4" name="Shape 4"/>
-                        <wps:spPr>
-                          <a:xfrm>
-                            <a:off x="10803" y="14982"/>
-                            <a:ext cx="659" cy="288"/>
-                          </a:xfrm>
-                          <a:prstGeom prst="rect">
-                            <a:avLst/>
-                          </a:prstGeom>
-                          <a:noFill/>
-                          <a:ln>
-                            <a:noFill/>
-                          </a:ln>
-                        </wps:spPr>
-                        <wps:txbx>
-                          <w:txbxContent>
-                            <w:p>
-                              <w:pPr>
-                                <w:spacing w:after="160" w:before="0" w:line="258.99999618530273"/>
-                                <w:ind w:left="0" w:right="0" w:firstLine="0"/>
-                                <w:jc w:val="center"/>
-                                <w:textDirection w:val="btLr"/>
-                              </w:pPr>
-                              <w:r>
-                                <w:rPr>
-                                  <w:rFonts w:ascii="Calibri" w:cs="Calibri" w:eastAsia="Calibri" w:hAnsi="Calibri"/>
-                                  <w:b w:val="0"/>
-                                  <w:i w:val="0"/>
-                                  <w:smallCaps w:val="0"/>
-                                  <w:strike w:val="0"/>
-                                  <w:color w:val="8c8c8c"/>
-                                  <w:sz w:val="22"/>
-                                  <w:vertAlign w:val="baseline"/>
-                                </w:rPr>
-                                <w:t xml:space="preserve">3</w:t>
-                              </w:r>
-                            </w:p>
-                          </w:txbxContent>
-                        </wps:txbx>
-                        <wps:bodyPr anchorCtr="0" anchor="t" bIns="0" lIns="0" spcFirstLastPara="1" rIns="0" wrap="square" tIns="0">
-                          <a:noAutofit/>
-                        </wps:bodyPr>
-                      </wps:wsp>
                       <wpg:grpSp>
                         <wpg:cNvGrpSpPr/>
                         <wpg:grpSpPr>
-                          <a:xfrm flipH="1">
-                            <a:off x="0" y="14970"/>
-                            <a:ext cx="12255" cy="230"/>
-                            <a:chOff x="-8" y="14978"/>
-                            <a:chExt cx="12255" cy="230"/>
+                          <a:xfrm>
+                            <a:off x="1469325" y="3684750"/>
+                            <a:ext cx="7753350" cy="190500"/>
+                            <a:chOff x="0" y="14970"/>
+                            <a:chExt cx="12255" cy="300"/>
                           </a:xfrm>
                         </wpg:grpSpPr>
                         <wps:wsp>
-                          <wps:cNvCnPr/>
+                          <wps:cNvSpPr/>
+                          <wps:cNvPr id="5" name="Shape 5"/>
                           <wps:spPr>
-                            <a:xfrm flipH="1" rot="10800000">
-                              <a:off x="-8" y="14978"/>
-                              <a:ext cx="1260" cy="230"/>
+                            <a:xfrm>
+                              <a:off x="0" y="14970"/>
+                              <a:ext cx="12250" cy="300"/>
                             </a:xfrm>
-                            <a:prstGeom prst="bentConnector3">
-                              <a:avLst>
-                                <a:gd fmla="val 923254" name="adj1"/>
-                              </a:avLst>
+                            <a:prstGeom prst="rect">
+                              <a:avLst/>
                             </a:prstGeom>
                             <a:noFill/>
-                            <a:ln cap="flat" cmpd="sng" w="9525">
-                              <a:solidFill>
-                                <a:srgbClr val="A5A5A5"/>
-                              </a:solidFill>
-                              <a:prstDash val="solid"/>
-                              <a:miter lim="8000"/>
-                              <a:headEnd len="med" w="med" type="none"/>
-                              <a:tailEnd len="med" w="med" type="none"/>
+                            <a:ln>
+                              <a:noFill/>
                             </a:ln>
                           </wps:spPr>
+                          <wps:txbx>
+                            <w:txbxContent>
+                              <w:p>
+                                <w:pPr>
+                                  <w:spacing w:after="0" w:before="0" w:line="240"/>
+                                  <w:ind w:left="0" w:right="0" w:firstLine="0"/>
+                                  <w:jc w:val="left"/>
+                                  <w:textDirection w:val="btLr"/>
+                                </w:pPr>
+                              </w:p>
+                            </w:txbxContent>
+                          </wps:txbx>
                           <wps:bodyPr anchorCtr="0" anchor="ctr" bIns="91425" lIns="91425" spcFirstLastPara="1" rIns="91425" wrap="square" tIns="91425">
                             <a:noAutofit/>
                           </wps:bodyPr>
                         </wps:wsp>
                         <wps:wsp>
-                          <wps:cNvCnPr/>
+                          <wps:cNvSpPr/>
+                          <wps:cNvPr id="6" name="Shape 6"/>
                           <wps:spPr>
-                            <a:xfrm rot="10800000">
-                              <a:off x="1252" y="14978"/>
-                              <a:ext cx="10995" cy="230"/>
+                            <a:xfrm>
+                              <a:off x="10803" y="14982"/>
+                              <a:ext cx="659" cy="288"/>
                             </a:xfrm>
-                            <a:prstGeom prst="bentConnector3">
-                              <a:avLst>
-                                <a:gd fmla="val 14609" name="adj1"/>
-                              </a:avLst>
+                            <a:prstGeom prst="rect">
+                              <a:avLst/>
                             </a:prstGeom>
                             <a:noFill/>
-                            <a:ln cap="flat" cmpd="sng" w="9525">
-                              <a:solidFill>
-                                <a:srgbClr val="A5A5A5"/>
-                              </a:solidFill>
-                              <a:prstDash val="solid"/>
-                              <a:miter lim="8000"/>
-                              <a:headEnd len="med" w="med" type="none"/>
-                              <a:tailEnd len="med" w="med" type="none"/>
+                            <a:ln>
+                              <a:noFill/>
                             </a:ln>
                           </wps:spPr>
-                          <wps:bodyPr anchorCtr="0" anchor="ctr" bIns="91425" lIns="91425" spcFirstLastPara="1" rIns="91425" wrap="square" tIns="91425">
+                          <wps:txbx>
+                            <w:txbxContent>
+                              <w:p>
+                                <w:pPr>
+                                  <w:spacing w:after="160" w:before="0" w:line="258.99999618530273"/>
+                                  <w:ind w:left="0" w:right="0" w:firstLine="0"/>
+                                  <w:jc w:val="center"/>
+                                  <w:textDirection w:val="btLr"/>
+                                </w:pPr>
+                                <w:r>
+                                  <w:rPr>
+                                    <w:rFonts w:ascii="Calibri" w:cs="Calibri" w:eastAsia="Calibri" w:hAnsi="Calibri"/>
+                                    <w:b w:val="0"/>
+                                    <w:i w:val="0"/>
+                                    <w:smallCaps w:val="0"/>
+                                    <w:strike w:val="0"/>
+                                    <w:color w:val="8c8c8c"/>
+                                    <w:sz w:val="22"/>
+                                    <w:vertAlign w:val="baseline"/>
+                                  </w:rPr>
+                                  <w:t xml:space="preserve">3</w:t>
+                                </w:r>
+                              </w:p>
+                            </w:txbxContent>
+                          </wps:txbx>
+                          <wps:bodyPr anchorCtr="0" anchor="t" bIns="0" lIns="0" spcFirstLastPara="1" rIns="0" wrap="square" tIns="0">
                             <a:noAutofit/>
                           </wps:bodyPr>
                         </wps:wsp>
+                        <wpg:grpSp>
+                          <wpg:cNvGrpSpPr/>
+                          <wpg:grpSpPr>
+                            <a:xfrm flipH="1">
+                              <a:off x="0" y="14970"/>
+                              <a:ext cx="12255" cy="230"/>
+                              <a:chOff x="-8" y="14978"/>
+                              <a:chExt cx="12255" cy="230"/>
+                            </a:xfrm>
+                          </wpg:grpSpPr>
+                          <wps:wsp>
+                            <wps:cNvCnPr/>
+                            <wps:spPr>
+                              <a:xfrm flipH="1" rot="10800000">
+                                <a:off x="-8" y="14978"/>
+                                <a:ext cx="1260" cy="230"/>
+                              </a:xfrm>
+                              <a:prstGeom prst="bentConnector3">
+                                <a:avLst>
+                                  <a:gd fmla="val 50000" name="adj1"/>
+                                </a:avLst>
+                              </a:prstGeom>
+                              <a:noFill/>
+                              <a:ln cap="flat" cmpd="sng" w="9525">
+                                <a:solidFill>
+                                  <a:srgbClr val="A5A5A5"/>
+                                </a:solidFill>
+                                <a:prstDash val="solid"/>
+                                <a:miter lim="80"/>
+                                <a:headEnd len="sm" w="sm" type="none"/>
+                                <a:tailEnd len="sm" w="sm" type="none"/>
+                              </a:ln>
+                            </wps:spPr>
+                            <wps:bodyPr anchorCtr="0" anchor="ctr" bIns="91425" lIns="91425" spcFirstLastPara="1" rIns="91425" wrap="square" tIns="91425">
+                              <a:noAutofit/>
+                            </wps:bodyPr>
+                          </wps:wsp>
+                          <wps:wsp>
+                            <wps:cNvCnPr/>
+                            <wps:spPr>
+                              <a:xfrm rot="10800000">
+                                <a:off x="1252" y="14978"/>
+                                <a:ext cx="10995" cy="230"/>
+                              </a:xfrm>
+                              <a:prstGeom prst="bentConnector3">
+                                <a:avLst>
+                                  <a:gd fmla="val 96778" name="adj1"/>
+                                </a:avLst>
+                              </a:prstGeom>
+                              <a:noFill/>
+                              <a:ln cap="flat" cmpd="sng" w="9525">
+                                <a:solidFill>
+                                  <a:srgbClr val="A5A5A5"/>
+                                </a:solidFill>
+                                <a:prstDash val="solid"/>
+                                <a:miter lim="80"/>
+                                <a:headEnd len="sm" w="sm" type="none"/>
+                                <a:tailEnd len="sm" w="sm" type="none"/>
+                              </a:ln>
+                            </wps:spPr>
+                            <wps:bodyPr anchorCtr="0" anchor="ctr" bIns="91425" lIns="91425" spcFirstLastPara="1" rIns="91425" wrap="square" tIns="91425">
+                              <a:noAutofit/>
+                            </wps:bodyPr>
+                          </wps:wsp>
+                        </wpg:grpSp>
                       </wpg:grpSp>
                     </wpg:grpSp>
                   </wpg:wgp>
@@ -2240,7 +2709,7 @@
             <wp:anchor allowOverlap="1" behindDoc="0" distB="0" distT="0" distL="114300" distR="114300" hidden="0" layoutInCell="1" locked="0" relativeHeight="0" simplePos="0">
               <wp:simplePos x="0" y="0"/>
               <wp:positionH relativeFrom="column">
-                <wp:posOffset>-683894</wp:posOffset>
+                <wp:posOffset>-683893</wp:posOffset>
               </wp:positionH>
               <wp:positionV relativeFrom="paragraph">
                 <wp:posOffset>0</wp:posOffset>
@@ -2248,7 +2717,7 @@
               <wp:extent cx="7753350" cy="190500"/>
               <wp:effectExtent b="0" l="0" r="0" t="0"/>
               <wp:wrapNone/>
-              <wp:docPr id="17579" name="image5.png"/>
+              <wp:docPr id="17584" name="image5.png"/>
               <a:graphic>
                 <a:graphicData uri="http://schemas.openxmlformats.org/drawingml/2006/picture">
                   <pic:pic>
@@ -2289,7 +2758,6 @@
     <w:pPr>
       <w:keepNext w:val="0"/>
       <w:keepLines w:val="0"/>
-      <w:pageBreakBefore w:val="0"/>
       <w:widowControl w:val="0"/>
       <w:pBdr>
         <w:top w:space="0" w:sz="0" w:val="nil"/>
@@ -2443,12 +2911,12 @@
               <wp:inline distB="0" distT="0" distL="0" distR="0">
                 <wp:extent cx="1996440" cy="428625"/>
                 <wp:effectExtent b="0" l="0" r="0" t="0"/>
-                <wp:docPr descr="http://www.duoc.cl/normasgraficas/normasgraficas/marca-duoc/6logo-fondo-transparente/fondo-transparente.png" id="17582" name="image1.png"/>
+                <wp:docPr descr="http://www.duoc.cl/normasgraficas/normasgraficas/marca-duoc/6logo-fondo-transparente/fondo-transparente.png" id="17587" name="image3.png"/>
                 <a:graphic>
                   <a:graphicData uri="http://schemas.openxmlformats.org/drawingml/2006/picture">
                     <pic:pic>
                       <pic:nvPicPr>
-                        <pic:cNvPr descr="http://www.duoc.cl/normasgraficas/normasgraficas/marca-duoc/6logo-fondo-transparente/fondo-transparente.png" id="0" name="image1.png"/>
+                        <pic:cNvPr descr="http://www.duoc.cl/normasgraficas/normasgraficas/marca-duoc/6logo-fondo-transparente/fondo-transparente.png" id="0" name="image3.png"/>
                         <pic:cNvPicPr preferRelativeResize="0"/>
                       </pic:nvPicPr>
                       <pic:blipFill>
@@ -2485,7 +2953,6 @@
     <w:pPr>
       <w:keepNext w:val="0"/>
       <w:keepLines w:val="0"/>
-      <w:pageBreakBefore w:val="0"/>
       <w:widowControl w:val="1"/>
       <w:pBdr>
         <w:top w:space="0" w:sz="0" w:val="nil"/>
@@ -2534,7 +3001,6 @@
     <w:pPr>
       <w:keepNext w:val="0"/>
       <w:keepLines w:val="0"/>
-      <w:pageBreakBefore w:val="0"/>
       <w:widowControl w:val="0"/>
       <w:pBdr>
         <w:top w:space="0" w:sz="0" w:val="nil"/>
@@ -2634,7 +3100,7 @@
               <wp:inline distB="0" distT="0" distL="0" distR="0">
                 <wp:extent cx="363448" cy="578253"/>
                 <wp:effectExtent b="0" l="0" r="0" t="0"/>
-                <wp:docPr id="17581" name="image2.png"/>
+                <wp:docPr id="17586" name="image2.png"/>
                 <a:graphic>
                   <a:graphicData uri="http://schemas.openxmlformats.org/drawingml/2006/picture">
                     <pic:pic>
@@ -2790,7 +3256,7 @@
               <wp:inline distB="0" distT="0" distL="0" distR="0">
                 <wp:extent cx="1908834" cy="470407"/>
                 <wp:effectExtent b="0" l="0" r="0" t="0"/>
-                <wp:docPr id="17583" name="image4.png"/>
+                <wp:docPr id="17588" name="image4.png"/>
                 <a:graphic>
                   <a:graphicData uri="http://schemas.openxmlformats.org/drawingml/2006/picture">
                     <pic:pic>
@@ -2832,7 +3298,6 @@
     <w:pPr>
       <w:keepNext w:val="0"/>
       <w:keepLines w:val="0"/>
-      <w:pageBreakBefore w:val="0"/>
       <w:widowControl w:val="1"/>
       <w:pBdr>
         <w:top w:space="0" w:sz="0" w:val="nil"/>
@@ -3135,6 +3600,20 @@
       <w:szCs w:val="56"/>
     </w:rPr>
   </w:style>
+  <w:style w:type="table" w:styleId="TableNormal" w:default="1">
+    <w:name w:val="TableNormal"/>
+    <w:tblPr>
+      <w:tblCellMar>
+        <w:top w:w="100.0" w:type="dxa"/>
+        <w:left w:w="100.0" w:type="dxa"/>
+        <w:bottom w:w="100.0" w:type="dxa"/>
+        <w:right w:w="100.0" w:type="dxa"/>
+      </w:tblCellMar>
+    </w:tblPr>
+  </w:style>
+  <w:style w:type="paragraph" w:styleId="Normal" w:default="1">
+    <w:name w:val="normal"/>
+  </w:style>
   <w:style w:type="character" w:styleId="Fuentedeprrafopredeter" w:default="1">
     <w:name w:val="Default Paragraph Font"/>
     <w:uiPriority w:val="1"/>
@@ -4075,6 +4554,131 @@
       <w:b w:val="1"/>
       <w:bCs w:val="1"/>
     </w:rPr>
+  </w:style>
+  <w:style w:type="table" w:styleId="Table1">
+    <w:basedOn w:val="TableNormal"/>
+    <w:pPr>
+      <w:spacing w:after="0" w:line="240" w:lineRule="auto"/>
+    </w:pPr>
+    <w:tblPr>
+      <w:tblStyleRowBandSize w:val="1"/>
+      <w:tblStyleColBandSize w:val="1"/>
+      <w:tblCellMar>
+        <w:top w:w="0.0" w:type="dxa"/>
+        <w:left w:w="108.0" w:type="dxa"/>
+        <w:bottom w:w="0.0" w:type="dxa"/>
+        <w:right w:w="108.0" w:type="dxa"/>
+      </w:tblCellMar>
+    </w:tblPr>
+  </w:style>
+  <w:style w:type="table" w:styleId="Table2">
+    <w:basedOn w:val="TableNormal"/>
+    <w:tblPr>
+      <w:tblStyleRowBandSize w:val="1"/>
+      <w:tblStyleColBandSize w:val="1"/>
+      <w:tblCellMar>
+        <w:top w:w="15.0" w:type="dxa"/>
+        <w:left w:w="15.0" w:type="dxa"/>
+        <w:bottom w:w="15.0" w:type="dxa"/>
+        <w:right w:w="15.0" w:type="dxa"/>
+      </w:tblCellMar>
+    </w:tblPr>
+  </w:style>
+  <w:style w:type="table" w:styleId="Table3">
+    <w:basedOn w:val="TableNormal"/>
+    <w:pPr>
+      <w:spacing w:after="0" w:line="240" w:lineRule="auto"/>
+    </w:pPr>
+    <w:tblPr>
+      <w:tblStyleRowBandSize w:val="1"/>
+      <w:tblStyleColBandSize w:val="1"/>
+      <w:tblCellMar>
+        <w:top w:w="0.0" w:type="dxa"/>
+        <w:left w:w="108.0" w:type="dxa"/>
+        <w:bottom w:w="0.0" w:type="dxa"/>
+        <w:right w:w="108.0" w:type="dxa"/>
+      </w:tblCellMar>
+    </w:tblPr>
+  </w:style>
+  <w:style w:type="table" w:styleId="Table4">
+    <w:basedOn w:val="TableNormal"/>
+    <w:pPr>
+      <w:spacing w:after="0" w:line="240" w:lineRule="auto"/>
+    </w:pPr>
+    <w:tblPr>
+      <w:tblStyleRowBandSize w:val="1"/>
+      <w:tblStyleColBandSize w:val="1"/>
+      <w:tblCellMar>
+        <w:top w:w="0.0" w:type="dxa"/>
+        <w:left w:w="108.0" w:type="dxa"/>
+        <w:bottom w:w="0.0" w:type="dxa"/>
+        <w:right w:w="108.0" w:type="dxa"/>
+      </w:tblCellMar>
+    </w:tblPr>
+  </w:style>
+  <w:style w:type="table" w:styleId="Table5">
+    <w:basedOn w:val="TableNormal"/>
+    <w:pPr>
+      <w:spacing w:after="0" w:line="240" w:lineRule="auto"/>
+    </w:pPr>
+    <w:tblPr>
+      <w:tblStyleRowBandSize w:val="1"/>
+      <w:tblStyleColBandSize w:val="1"/>
+      <w:tblCellMar>
+        <w:top w:w="0.0" w:type="dxa"/>
+        <w:left w:w="108.0" w:type="dxa"/>
+        <w:bottom w:w="0.0" w:type="dxa"/>
+        <w:right w:w="108.0" w:type="dxa"/>
+      </w:tblCellMar>
+    </w:tblPr>
+  </w:style>
+  <w:style w:type="table" w:styleId="Table6">
+    <w:basedOn w:val="TableNormal"/>
+    <w:pPr>
+      <w:spacing w:after="0" w:line="240" w:lineRule="auto"/>
+    </w:pPr>
+    <w:tblPr>
+      <w:tblStyleRowBandSize w:val="1"/>
+      <w:tblStyleColBandSize w:val="1"/>
+      <w:tblCellMar>
+        <w:top w:w="0.0" w:type="dxa"/>
+        <w:left w:w="108.0" w:type="dxa"/>
+        <w:bottom w:w="0.0" w:type="dxa"/>
+        <w:right w:w="108.0" w:type="dxa"/>
+      </w:tblCellMar>
+    </w:tblPr>
+  </w:style>
+  <w:style w:type="table" w:styleId="Table7">
+    <w:basedOn w:val="TableNormal"/>
+    <w:pPr>
+      <w:spacing w:after="0" w:line="240" w:lineRule="auto"/>
+    </w:pPr>
+    <w:tblPr>
+      <w:tblStyleRowBandSize w:val="1"/>
+      <w:tblStyleColBandSize w:val="1"/>
+      <w:tblCellMar>
+        <w:top w:w="0.0" w:type="dxa"/>
+        <w:left w:w="108.0" w:type="dxa"/>
+        <w:bottom w:w="0.0" w:type="dxa"/>
+        <w:right w:w="108.0" w:type="dxa"/>
+      </w:tblCellMar>
+    </w:tblPr>
+  </w:style>
+  <w:style w:type="table" w:styleId="Table8">
+    <w:basedOn w:val="TableNormal"/>
+    <w:pPr>
+      <w:spacing w:after="0" w:line="240" w:lineRule="auto"/>
+    </w:pPr>
+    <w:tblPr>
+      <w:tblStyleRowBandSize w:val="1"/>
+      <w:tblStyleColBandSize w:val="1"/>
+      <w:tblCellMar>
+        <w:top w:w="0.0" w:type="dxa"/>
+        <w:left w:w="108.0" w:type="dxa"/>
+        <w:bottom w:w="0.0" w:type="dxa"/>
+        <w:right w:w="108.0" w:type="dxa"/>
+      </w:tblCellMar>
+    </w:tblPr>
   </w:style>
   <w:style w:type="paragraph" w:styleId="Subtitle">
     <w:name w:val="Subtitle"/>
@@ -4483,7 +5087,7 @@
 
 <file path=customXML/item1.xml><?xml version="1.0" encoding="utf-8"?>
 <go:gDocsCustomXmlDataStorage xmlns:go="http://customooxmlschemas.google.com/" xmlns:r="http://schemas.openxmlformats.org/officeDocument/2006/relationships" uri="GoogleDocsCustomDataVersion2">
-  <go:docsCustomData xmlns:go="http://customooxmlschemas.google.com/" roundtripDataSignature="AMtx7mjR9weZE95qcm51BseKoAIiQJNelQ==">CgMxLjAyDmguNWN3eTJqZGUwenZtOAByITFiZE9aVWgxM0hReHBWNGVoZ3p3R2FqQkhncGFUR2MzLQ==</go:docsCustomData>
+  <go:docsCustomData xmlns:go="http://customooxmlschemas.google.com/" roundtripDataSignature="AMtx7mh1L1f/vxa8xQ7G/v9sJdR4mEe0Wg==">CgMxLjAyDmguNWN3eTJqZGUwenZtOAByITF3X1dleVdYY0otNW1MZU9Cblg0X2VPVGx4RXo1QzdlSA==</go:docsCustomData>
 </go:gDocsCustomXmlDataStorage>
 </file>
 
